--- a/BACKUP&RECOVERY/08장/08장_실습문제_추가서술형_정답.docx
+++ b/BACKUP&RECOVERY/08장/08장_실습문제_추가서술형_정답.docx
@@ -4301,7 +4301,7 @@
           <w:rFonts w:ascii="Consolas" w:hAnsi="Consolas" w:eastAsia="Consolas"/>
           <w:sz w:val="19"/>
         </w:rPr>
-        <w:t>SYS@orcl&gt; !cp -p /home/oracle/backup/ch08/users01.dbf /u01/app/oracle/oradata/ORCL/</w:t>
+        <w:t>SYS@orcl&gt; !cp -p /home/oracle/backup/ch08/users01.dbf /u01/app/oracle/oradata/orcl/</w:t>
       </w:r>
     </w:p>
     <w:p>
@@ -4660,7 +4660,7 @@
           <w:rFonts w:ascii="Consolas" w:hAnsi="Consolas" w:eastAsia="Consolas"/>
           <w:sz w:val="19"/>
         </w:rPr>
-        <w:t>SYS@orcl&gt; !ls -l /u01/app/oracle/oradata/ORCL/*.dbf</w:t>
+        <w:t>SYS@orcl&gt; !ls -l /u01/app/oracle/oradata/orcl/*.dbf</w:t>
       </w:r>
     </w:p>
     <w:p>
@@ -4713,7 +4713,7 @@
           <w:rFonts w:ascii="Consolas" w:hAnsi="Consolas" w:eastAsia="Consolas"/>
           <w:sz w:val="19"/>
         </w:rPr>
-        <w:t xml:space="preserve">                 /home/oracle/backup/ch08/users01.dbf /u01/app/oracle/oradata/ORCL/</w:t>
+        <w:t xml:space="preserve">                 /home/oracle/backup/ch08/users01.dbf /u01/app/oracle/oradata/orcl/</w:t>
       </w:r>
     </w:p>
     <w:p>
@@ -5152,7 +5152,7 @@
           <w:rFonts w:ascii="Consolas" w:hAnsi="Consolas" w:eastAsia="Consolas"/>
           <w:sz w:val="19"/>
         </w:rPr>
-        <w:t xml:space="preserve">  2  AS '/u01/app/oracle/oradata/ORCL/tbs01.dbf';</w:t>
+        <w:t xml:space="preserve">  2  AS '/u01/app/oracle/oradata/orcl/tbs01.dbf';</w:t>
       </w:r>
     </w:p>
     <w:p>
@@ -5192,7 +5192,7 @@
           <w:rFonts w:ascii="Consolas" w:hAnsi="Consolas" w:eastAsia="Consolas"/>
           <w:sz w:val="19"/>
         </w:rPr>
-        <w:t>SYS@orcl&gt; !ls -l /u01/app/oracle/oradata/ORCL/tbs01.dbf</w:t>
+        <w:t>SYS@orcl&gt; !ls -l /u01/app/oracle/oradata/orcl/tbs01.dbf</w:t>
       </w:r>
     </w:p>
     <w:p>
@@ -5512,7 +5512,7 @@
           <w:rFonts w:ascii="Consolas" w:hAnsi="Consolas" w:eastAsia="Consolas"/>
           <w:sz w:val="19"/>
         </w:rPr>
-        <w:t>SYS@orcl&gt; !mkdir -p /u02/oradata/ORCL</w:t>
+        <w:t>SYS@orcl&gt; !mkdir -p /u02/oradata/orcl</w:t>
       </w:r>
     </w:p>
     <w:p>
@@ -5525,7 +5525,7 @@
           <w:rFonts w:ascii="Consolas" w:hAnsi="Consolas" w:eastAsia="Consolas"/>
           <w:sz w:val="19"/>
         </w:rPr>
-        <w:t>SYS@orcl&gt; !cp -p /home/oracle/backup/ch08/users01.dbf /u02/oradata/ORCL/</w:t>
+        <w:t>SYS@orcl&gt; !cp -p /home/oracle/backup/ch08/users01.dbf /u02/oradata/orcl/</w:t>
       </w:r>
     </w:p>
     <w:p>
@@ -5578,7 +5578,7 @@
           <w:rFonts w:ascii="Consolas" w:hAnsi="Consolas" w:eastAsia="Consolas"/>
           <w:sz w:val="19"/>
         </w:rPr>
-        <w:t xml:space="preserve">  2    '/u01/app/oracle/oradata/ORCL/users01.dbf'</w:t>
+        <w:t xml:space="preserve">  2    '/u01/app/oracle/oradata/orcl/users01.dbf'</w:t>
       </w:r>
     </w:p>
     <w:p>
@@ -5591,7 +5591,7 @@
           <w:rFonts w:ascii="Consolas" w:hAnsi="Consolas" w:eastAsia="Consolas"/>
           <w:sz w:val="19"/>
         </w:rPr>
-        <w:t xml:space="preserve">  3  TO '/u02/oradata/ORCL/users01.dbf';</w:t>
+        <w:t xml:space="preserve">  3  TO '/u02/oradata/orcl/users01.dbf';</w:t>
       </w:r>
     </w:p>
     <w:p>
@@ -6057,7 +6057,7 @@
           <w:rFonts w:ascii="Consolas" w:hAnsi="Consolas" w:eastAsia="Consolas"/>
           <w:sz w:val="19"/>
         </w:rPr>
-        <w:t>SYS@orcl&gt; !cp -p /home/oracle/backup/ch08/users02.dbf /u01/app/oracle/oradata/ORCL/</w:t>
+        <w:t>SYS@orcl&gt; !cp -p /home/oracle/backup/ch08/users02.dbf /u01/app/oracle/oradata/orcl/</w:t>
       </w:r>
     </w:p>
     <w:p>
@@ -6588,7 +6588,7 @@
           <w:rFonts w:ascii="Consolas" w:hAnsi="Consolas" w:eastAsia="Consolas"/>
           <w:sz w:val="19"/>
         </w:rPr>
-        <w:t>SYS@orcl&gt; !df -h /u02/arch1</w:t>
+        <w:t>SYS@orcl&gt; !df -h /home/oracle/arch1</w:t>
       </w:r>
     </w:p>
     <w:p>
